--- a/decoding-analysis/revision_memos/meeting notes.docx
+++ b/decoding-analysis/revision_memos/meeting notes.docx
@@ -1,6 +1,6 @@
 
 <file path=word/document.xml><?xml version="1.0" encoding="utf-8"?>
-<w:document xmlns:wpc="http://schemas.microsoft.com/office/word/2010/wordprocessingCanvas" xmlns:cx="http://schemas.microsoft.com/office/drawing/2014/chartex" xmlns:cx1="http://schemas.microsoft.com/office/drawing/2015/9/8/chartex" xmlns:cx2="http://schemas.microsoft.com/office/drawing/2015/10/21/chartex" xmlns:cx3="http://schemas.microsoft.com/office/drawing/2016/5/9/chartex" xmlns:cx4="http://schemas.microsoft.com/office/drawing/2016/5/10/chartex" xmlns:cx5="http://schemas.microsoft.com/office/drawing/2016/5/11/chartex" xmlns:cx6="http://schemas.microsoft.com/office/drawing/2016/5/12/chartex" xmlns:cx7="http://schemas.microsoft.com/office/drawing/2016/5/13/chartex" xmlns:cx8="http://schemas.microsoft.com/office/drawing/2016/5/14/chartex" xmlns:mc="http://schemas.openxmlformats.org/markup-compatibility/2006" xmlns:aink="http://schemas.microsoft.com/office/drawing/2016/ink" xmlns:am3d="http://schemas.microsoft.com/office/drawing/2017/model3d" xmlns:o="urn:schemas-microsoft-com:office:office" xmlns:oel="http://schemas.microsoft.com/office/2019/extlst" xmlns:r="http://schemas.openxmlformats.org/officeDocument/2006/relationships" xmlns:m="http://schemas.openxmlformats.org/officeDocument/2006/math" xmlns:v="urn:schemas-microsoft-com:vml" xmlns:wp14="http://schemas.microsoft.com/office/word/2010/wordprocessingDrawing" xmlns:wp="http://schemas.openxmlformats.org/drawingml/2006/wordprocessingDrawing" xmlns:w10="urn:schemas-microsoft-com:office:word" xmlns:w="http://schemas.openxmlformats.org/wordprocessingml/2006/main" xmlns:w14="http://schemas.microsoft.com/office/word/2010/wordml" xmlns:w15="http://schemas.microsoft.com/office/word/2012/wordml" xmlns:w16cei="http://schemas.microsoft.com/office/word/2026/wordml/cei" xmlns:w16cex="http://schemas.microsoft.com/office/word/2018/wordml/cex" xmlns:w16cid="http://schemas.microsoft.com/office/word/2016/wordml/cid" xmlns:w16="http://schemas.microsoft.com/office/word/2018/wordml" xmlns:w16du="http://schemas.microsoft.com/office/word/2023/wordml/word16du" xmlns:w16sdtdh="http://schemas.microsoft.com/office/word/2020/wordml/sdtdatahash" xmlns:w16sdtfl="http://schemas.microsoft.com/office/word/2024/wordml/sdtformatlock" xmlns:w16se="http://schemas.microsoft.com/office/word/2015/wordml/symex" xmlns:wpg="http://schemas.microsoft.com/office/word/2010/wordprocessingGroup" xmlns:wpi="http://schemas.microsoft.com/office/word/2010/wordprocessingInk" xmlns:wne="http://schemas.microsoft.com/office/word/2006/wordml" xmlns:wps="http://schemas.microsoft.com/office/word/2010/wordprocessingShape" mc:Ignorable="w14 w15 w16se w16cid w16 w16cex w16sdtdh w16sdtfl w16du wp14">
+<w:document xmlns:wpc="http://schemas.microsoft.com/office/word/2010/wordprocessingCanvas" xmlns:cx="http://schemas.microsoft.com/office/drawing/2014/chartex" xmlns:cx1="http://schemas.microsoft.com/office/drawing/2015/9/8/chartex" xmlns:cx2="http://schemas.microsoft.com/office/drawing/2015/10/21/chartex" xmlns:cx3="http://schemas.microsoft.com/office/drawing/2016/5/9/chartex" xmlns:cx4="http://schemas.microsoft.com/office/drawing/2016/5/10/chartex" xmlns:cx5="http://schemas.microsoft.com/office/drawing/2016/5/11/chartex" xmlns:cx6="http://schemas.microsoft.com/office/drawing/2016/5/12/chartex" xmlns:cx7="http://schemas.microsoft.com/office/drawing/2016/5/13/chartex" xmlns:cx8="http://schemas.microsoft.com/office/drawing/2016/5/14/chartex" xmlns:mc="http://schemas.openxmlformats.org/markup-compatibility/2006" xmlns:aink="http://schemas.microsoft.com/office/drawing/2016/ink" xmlns:am3d="http://schemas.microsoft.com/office/drawing/2017/model3d" xmlns:o="urn:schemas-microsoft-com:office:office" xmlns:oel="http://schemas.microsoft.com/office/2019/extlst" xmlns:r="http://schemas.openxmlformats.org/officeDocument/2006/relationships" xmlns:m="http://schemas.openxmlformats.org/officeDocument/2006/math" xmlns:v="urn:schemas-microsoft-com:vml" xmlns:wp14="http://schemas.microsoft.com/office/word/2010/wordprocessingDrawing" xmlns:wp="http://schemas.openxmlformats.org/drawingml/2006/wordprocessingDrawing" xmlns:w10="urn:schemas-microsoft-com:office:word" xmlns:w="http://schemas.openxmlformats.org/wordprocessingml/2006/main" xmlns:w14="http://schemas.microsoft.com/office/word/2010/wordml" xmlns:w15="http://schemas.microsoft.com/office/word/2012/wordml" xmlns:w16cex="http://schemas.microsoft.com/office/word/2018/wordml/cex" xmlns:w16cid="http://schemas.microsoft.com/office/word/2016/wordml/cid" xmlns:w16="http://schemas.microsoft.com/office/word/2018/wordml" xmlns:w16du="http://schemas.microsoft.com/office/word/2023/wordml/word16du" xmlns:w16sdtdh="http://schemas.microsoft.com/office/word/2020/wordml/sdtdatahash" xmlns:w16sdtfl="http://schemas.microsoft.com/office/word/2024/wordml/sdtformatlock" xmlns:w16se="http://schemas.microsoft.com/office/word/2015/wordml/symex" xmlns:wpg="http://schemas.microsoft.com/office/word/2010/wordprocessingGroup" xmlns:wpi="http://schemas.microsoft.com/office/word/2010/wordprocessingInk" xmlns:wne="http://schemas.microsoft.com/office/word/2006/wordml" xmlns:wps="http://schemas.microsoft.com/office/word/2010/wordprocessingShape" mc:Ignorable="w14 w15 w16se w16cid w16 w16cex w16sdtdh w16sdtfl w16du wp14">
   <w:body>
     <w:p>
       <w:r>
@@ -2468,6 +2468,381 @@
         <w:t>CCGP: mean decoding &amp; more rotation-fitting stimuli</w:t>
       </w:r>
     </w:p>
+    <w:p>
+      <w:pPr>
+        <w:rPr>
+          <w:b/>
+          <w:bCs/>
+        </w:rPr>
+      </w:pPr>
+    </w:p>
+    <w:p>
+      <w:pPr>
+        <w:rPr>
+          <w:b/>
+          <w:bCs/>
+        </w:rPr>
+      </w:pPr>
+      <w:r>
+        <w:rPr>
+          <w:b/>
+          <w:bCs/>
+        </w:rPr>
+        <w:t>9/25/2026</w:t>
+      </w:r>
+    </w:p>
+    <w:p>
+      <w:pPr>
+        <w:rPr>
+          <w:b/>
+          <w:bCs/>
+        </w:rPr>
+      </w:pPr>
+      <w:r>
+        <w:rPr>
+          <w:b/>
+          <w:bCs/>
+        </w:rPr>
+        <w:t xml:space="preserve">1. </w:t>
+      </w:r>
+      <w:r>
+        <w:rPr>
+          <w:b/>
+          <w:bCs/>
+        </w:rPr>
+        <w:t>Stimulation</w:t>
+      </w:r>
+    </w:p>
+    <w:p>
+      <w:pPr>
+        <w:rPr>
+          <w:b/>
+          <w:bCs/>
+        </w:rPr>
+      </w:pPr>
+      <w:r>
+        <w:rPr>
+          <w:b/>
+          <w:bCs/>
+        </w:rPr>
+        <w:t>(1)</w:t>
+      </w:r>
+    </w:p>
+    <w:p>
+      <w:pPr>
+        <w:rPr>
+          <w:b/>
+          <w:bCs/>
+        </w:rPr>
+      </w:pPr>
+      <w:r>
+        <w:rPr>
+          <w:b/>
+          <w:bCs/>
+        </w:rPr>
+        <w:t>50 shared stimulus parameters</w:t>
+      </w:r>
+    </w:p>
+    <w:p>
+      <w:pPr>
+        <w:rPr>
+          <w:b/>
+          <w:bCs/>
+        </w:rPr>
+      </w:pPr>
+      <w:r>
+        <w:rPr>
+          <w:b/>
+          <w:bCs/>
+        </w:rPr>
+        <w:t>150 random weights per neuron</w:t>
+      </w:r>
+    </w:p>
+    <w:p>
+      <w:pPr>
+        <w:rPr>
+          <w:b/>
+          <w:bCs/>
+        </w:rPr>
+      </w:pPr>
+      <w:r>
+        <w:rPr>
+          <w:b/>
+          <w:bCs/>
+        </w:rPr>
+        <w:t>(2)</w:t>
+      </w:r>
+    </w:p>
+    <w:p>
+      <w:pPr>
+        <w:rPr>
+          <w:b/>
+          <w:bCs/>
+        </w:rPr>
+      </w:pPr>
+      <w:r>
+        <w:rPr>
+          <w:b/>
+          <w:bCs/>
+        </w:rPr>
+        <w:t>3 rendering parameters?</w:t>
+      </w:r>
+    </w:p>
+    <w:p>
+      <w:pPr>
+        <w:rPr>
+          <w:b/>
+          <w:bCs/>
+        </w:rPr>
+      </w:pPr>
+      <w:r>
+        <w:rPr>
+          <w:b/>
+          <w:bCs/>
+        </w:rPr>
+        <w:t>50 shared stimulus parameters</w:t>
+      </w:r>
+    </w:p>
+    <w:p>
+      <w:pPr>
+        <w:rPr>
+          <w:b/>
+          <w:bCs/>
+        </w:rPr>
+      </w:pPr>
+      <w:r>
+        <w:rPr>
+          <w:b/>
+          <w:bCs/>
+        </w:rPr>
+        <w:t xml:space="preserve">50 filtering weights </w:t>
+      </w:r>
+      <w:r>
+        <w:rPr>
+          <w:b/>
+          <w:bCs/>
+        </w:rPr>
+        <w:t>per</w:t>
+      </w:r>
+      <w:r>
+        <w:rPr>
+          <w:b/>
+          <w:bCs/>
+        </w:rPr>
+        <w:t xml:space="preserve"> neuro</w:t>
+      </w:r>
+      <w:r>
+        <w:rPr>
+          <w:b/>
+          <w:bCs/>
+        </w:rPr>
+        <w:t>n. For a given neuron, the weights are the same across 3 cues. This might be more reasonable since the way neurons read images shouldn’t suddenly change between cues.</w:t>
+      </w:r>
+    </w:p>
+    <w:p>
+      <w:pPr>
+        <w:rPr>
+          <w:b/>
+          <w:bCs/>
+        </w:rPr>
+      </w:pPr>
+      <w:r>
+        <w:rPr>
+          <w:b/>
+          <w:bCs/>
+        </w:rPr>
+        <w:t>Neuron filter weight *(stimulus parameter + rendering parameter)</w:t>
+      </w:r>
+    </w:p>
+    <w:p>
+      <w:pPr>
+        <w:rPr>
+          <w:b/>
+          <w:bCs/>
+        </w:rPr>
+      </w:pPr>
+    </w:p>
+    <w:p>
+      <w:pPr>
+        <w:rPr>
+          <w:b/>
+          <w:bCs/>
+        </w:rPr>
+      </w:pPr>
+      <w:r>
+        <w:rPr>
+          <w:b/>
+          <w:bCs/>
+        </w:rPr>
+        <w:t>N1(C1,S1) = Ac1n1s1 *S1</w:t>
+      </w:r>
+    </w:p>
+    <w:p>
+      <w:pPr>
+        <w:rPr>
+          <w:b/>
+          <w:bCs/>
+        </w:rPr>
+      </w:pPr>
+      <w:r>
+        <w:rPr>
+          <w:b/>
+          <w:bCs/>
+        </w:rPr>
+        <w:t>N1(C1,S</w:t>
+      </w:r>
+      <w:r>
+        <w:rPr>
+          <w:b/>
+          <w:bCs/>
+        </w:rPr>
+        <w:t>2</w:t>
+      </w:r>
+      <w:r>
+        <w:rPr>
+          <w:b/>
+          <w:bCs/>
+        </w:rPr>
+        <w:t>) = Ac1n</w:t>
+      </w:r>
+      <w:r>
+        <w:rPr>
+          <w:b/>
+          <w:bCs/>
+        </w:rPr>
+        <w:t>1s2</w:t>
+      </w:r>
+      <w:r>
+        <w:rPr>
+          <w:b/>
+          <w:bCs/>
+        </w:rPr>
+        <w:t xml:space="preserve"> *S</w:t>
+      </w:r>
+      <w:r>
+        <w:rPr>
+          <w:b/>
+          <w:bCs/>
+        </w:rPr>
+        <w:t>2</w:t>
+      </w:r>
+    </w:p>
+    <w:p>
+      <w:pPr>
+        <w:rPr>
+          <w:b/>
+          <w:bCs/>
+        </w:rPr>
+      </w:pPr>
+    </w:p>
+    <w:p>
+      <w:pPr>
+        <w:rPr>
+          <w:b/>
+          <w:bCs/>
+        </w:rPr>
+      </w:pPr>
+      <w:r>
+        <w:rPr>
+          <w:b/>
+          <w:bCs/>
+        </w:rPr>
+        <w:t>N1</w:t>
+      </w:r>
+      <w:r>
+        <w:rPr>
+          <w:b/>
+          <w:bCs/>
+        </w:rPr>
+        <w:t>(C</w:t>
+      </w:r>
+      <w:r>
+        <w:rPr>
+          <w:b/>
+          <w:bCs/>
+        </w:rPr>
+        <w:t>2</w:t>
+      </w:r>
+      <w:r>
+        <w:rPr>
+          <w:b/>
+          <w:bCs/>
+        </w:rPr>
+        <w:t>,S</w:t>
+      </w:r>
+      <w:r>
+        <w:rPr>
+          <w:b/>
+          <w:bCs/>
+        </w:rPr>
+        <w:t>1</w:t>
+      </w:r>
+      <w:r>
+        <w:rPr>
+          <w:b/>
+          <w:bCs/>
+        </w:rPr>
+        <w:t>) = Ac</w:t>
+      </w:r>
+      <w:r>
+        <w:rPr>
+          <w:b/>
+          <w:bCs/>
+        </w:rPr>
+        <w:t>2s1</w:t>
+      </w:r>
+      <w:r>
+        <w:rPr>
+          <w:b/>
+          <w:bCs/>
+        </w:rPr>
+        <w:t>n</w:t>
+      </w:r>
+      <w:r>
+        <w:rPr>
+          <w:b/>
+          <w:bCs/>
+        </w:rPr>
+        <w:t>1</w:t>
+      </w:r>
+      <w:r>
+        <w:rPr>
+          <w:b/>
+          <w:bCs/>
+        </w:rPr>
+        <w:t xml:space="preserve"> *S</w:t>
+      </w:r>
+      <w:r>
+        <w:rPr>
+          <w:b/>
+          <w:bCs/>
+        </w:rPr>
+        <w:t>1</w:t>
+      </w:r>
+    </w:p>
+    <w:p>
+      <w:pPr>
+        <w:rPr>
+          <w:b/>
+          <w:bCs/>
+        </w:rPr>
+      </w:pPr>
+    </w:p>
+    <w:p>
+      <w:pPr>
+        <w:rPr>
+          <w:b/>
+          <w:bCs/>
+        </w:rPr>
+      </w:pPr>
+      <w:r>
+        <w:rPr>
+          <w:b/>
+          <w:bCs/>
+        </w:rPr>
+        <w:t>2. Regenerate figures with correct controls</w:t>
+      </w:r>
+    </w:p>
     <w:sectPr>
       <w:pgSz w:w="12240" w:h="15840"/>
       <w:pgMar w:top="1440" w:right="1440" w:bottom="1440" w:left="1440" w:header="720" w:footer="720" w:gutter="0"/>
@@ -2479,7 +2854,7 @@
 </file>
 
 <file path=word/endnotes.xml><?xml version="1.0" encoding="utf-8"?>
-<w:endnotes xmlns:wpc="http://schemas.microsoft.com/office/word/2010/wordprocessingCanvas" xmlns:cx="http://schemas.microsoft.com/office/drawing/2014/chartex" xmlns:cx1="http://schemas.microsoft.com/office/drawing/2015/9/8/chartex" xmlns:cx2="http://schemas.microsoft.com/office/drawing/2015/10/21/chartex" xmlns:cx3="http://schemas.microsoft.com/office/drawing/2016/5/9/chartex" xmlns:cx4="http://schemas.microsoft.com/office/drawing/2016/5/10/chartex" xmlns:cx5="http://schemas.microsoft.com/office/drawing/2016/5/11/chartex" xmlns:cx6="http://schemas.microsoft.com/office/drawing/2016/5/12/chartex" xmlns:cx7="http://schemas.microsoft.com/office/drawing/2016/5/13/chartex" xmlns:cx8="http://schemas.microsoft.com/office/drawing/2016/5/14/chartex" xmlns:mc="http://schemas.openxmlformats.org/markup-compatibility/2006" xmlns:aink="http://schemas.microsoft.com/office/drawing/2016/ink" xmlns:am3d="http://schemas.microsoft.com/office/drawing/2017/model3d" xmlns:o="urn:schemas-microsoft-com:office:office" xmlns:oel="http://schemas.microsoft.com/office/2019/extlst" xmlns:r="http://schemas.openxmlformats.org/officeDocument/2006/relationships" xmlns:m="http://schemas.openxmlformats.org/officeDocument/2006/math" xmlns:v="urn:schemas-microsoft-com:vml" xmlns:wp14="http://schemas.microsoft.com/office/word/2010/wordprocessingDrawing" xmlns:wp="http://schemas.openxmlformats.org/drawingml/2006/wordprocessingDrawing" xmlns:w10="urn:schemas-microsoft-com:office:word" xmlns:w="http://schemas.openxmlformats.org/wordprocessingml/2006/main" xmlns:w14="http://schemas.microsoft.com/office/word/2010/wordml" xmlns:w15="http://schemas.microsoft.com/office/word/2012/wordml" xmlns:w16cei="http://schemas.microsoft.com/office/word/2026/wordml/cei" xmlns:w16cex="http://schemas.microsoft.com/office/word/2018/wordml/cex" xmlns:w16cid="http://schemas.microsoft.com/office/word/2016/wordml/cid" xmlns:w16="http://schemas.microsoft.com/office/word/2018/wordml" xmlns:w16du="http://schemas.microsoft.com/office/word/2023/wordml/word16du" xmlns:w16sdtdh="http://schemas.microsoft.com/office/word/2020/wordml/sdtdatahash" xmlns:w16sdtfl="http://schemas.microsoft.com/office/word/2024/wordml/sdtformatlock" xmlns:w16se="http://schemas.microsoft.com/office/word/2015/wordml/symex" xmlns:wpg="http://schemas.microsoft.com/office/word/2010/wordprocessingGroup" xmlns:wpi="http://schemas.microsoft.com/office/word/2010/wordprocessingInk" xmlns:wne="http://schemas.microsoft.com/office/word/2006/wordml" xmlns:wps="http://schemas.microsoft.com/office/word/2010/wordprocessingShape" mc:Ignorable="w14 w15 w16se w16cid w16 w16cex w16sdtdh w16sdtfl w16du wp14">
+<w:endnotes xmlns:wpc="http://schemas.microsoft.com/office/word/2010/wordprocessingCanvas" xmlns:cx="http://schemas.microsoft.com/office/drawing/2014/chartex" xmlns:cx1="http://schemas.microsoft.com/office/drawing/2015/9/8/chartex" xmlns:cx2="http://schemas.microsoft.com/office/drawing/2015/10/21/chartex" xmlns:cx3="http://schemas.microsoft.com/office/drawing/2016/5/9/chartex" xmlns:cx4="http://schemas.microsoft.com/office/drawing/2016/5/10/chartex" xmlns:cx5="http://schemas.microsoft.com/office/drawing/2016/5/11/chartex" xmlns:cx6="http://schemas.microsoft.com/office/drawing/2016/5/12/chartex" xmlns:cx7="http://schemas.microsoft.com/office/drawing/2016/5/13/chartex" xmlns:cx8="http://schemas.microsoft.com/office/drawing/2016/5/14/chartex" xmlns:mc="http://schemas.openxmlformats.org/markup-compatibility/2006" xmlns:aink="http://schemas.microsoft.com/office/drawing/2016/ink" xmlns:am3d="http://schemas.microsoft.com/office/drawing/2017/model3d" xmlns:o="urn:schemas-microsoft-com:office:office" xmlns:oel="http://schemas.microsoft.com/office/2019/extlst" xmlns:r="http://schemas.openxmlformats.org/officeDocument/2006/relationships" xmlns:m="http://schemas.openxmlformats.org/officeDocument/2006/math" xmlns:v="urn:schemas-microsoft-com:vml" xmlns:wp14="http://schemas.microsoft.com/office/word/2010/wordprocessingDrawing" xmlns:wp="http://schemas.openxmlformats.org/drawingml/2006/wordprocessingDrawing" xmlns:w10="urn:schemas-microsoft-com:office:word" xmlns:w="http://schemas.openxmlformats.org/wordprocessingml/2006/main" xmlns:w14="http://schemas.microsoft.com/office/word/2010/wordml" xmlns:w15="http://schemas.microsoft.com/office/word/2012/wordml" xmlns:w16cex="http://schemas.microsoft.com/office/word/2018/wordml/cex" xmlns:w16cid="http://schemas.microsoft.com/office/word/2016/wordml/cid" xmlns:w16="http://schemas.microsoft.com/office/word/2018/wordml" xmlns:w16du="http://schemas.microsoft.com/office/word/2023/wordml/word16du" xmlns:w16sdtdh="http://schemas.microsoft.com/office/word/2020/wordml/sdtdatahash" xmlns:w16sdtfl="http://schemas.microsoft.com/office/word/2024/wordml/sdtformatlock" xmlns:w16se="http://schemas.microsoft.com/office/word/2015/wordml/symex" xmlns:wpg="http://schemas.microsoft.com/office/word/2010/wordprocessingGroup" xmlns:wpi="http://schemas.microsoft.com/office/word/2010/wordprocessingInk" xmlns:wne="http://schemas.microsoft.com/office/word/2006/wordml" xmlns:wps="http://schemas.microsoft.com/office/word/2010/wordprocessingShape" mc:Ignorable="w14 w15 w16se w16cid w16 w16cex w16sdtdh w16sdtfl w16du wp14">
   <w:endnote w:type="separator" w:id="-1">
     <w:p>
       <w:pPr>
@@ -2504,7 +2879,7 @@
 </file>
 
 <file path=word/footnotes.xml><?xml version="1.0" encoding="utf-8"?>
-<w:footnotes xmlns:wpc="http://schemas.microsoft.com/office/word/2010/wordprocessingCanvas" xmlns:cx="http://schemas.microsoft.com/office/drawing/2014/chartex" xmlns:cx1="http://schemas.microsoft.com/office/drawing/2015/9/8/chartex" xmlns:cx2="http://schemas.microsoft.com/office/drawing/2015/10/21/chartex" xmlns:cx3="http://schemas.microsoft.com/office/drawing/2016/5/9/chartex" xmlns:cx4="http://schemas.microsoft.com/office/drawing/2016/5/10/chartex" xmlns:cx5="http://schemas.microsoft.com/office/drawing/2016/5/11/chartex" xmlns:cx6="http://schemas.microsoft.com/office/drawing/2016/5/12/chartex" xmlns:cx7="http://schemas.microsoft.com/office/drawing/2016/5/13/chartex" xmlns:cx8="http://schemas.microsoft.com/office/drawing/2016/5/14/chartex" xmlns:mc="http://schemas.openxmlformats.org/markup-compatibility/2006" xmlns:aink="http://schemas.microsoft.com/office/drawing/2016/ink" xmlns:am3d="http://schemas.microsoft.com/office/drawing/2017/model3d" xmlns:o="urn:schemas-microsoft-com:office:office" xmlns:oel="http://schemas.microsoft.com/office/2019/extlst" xmlns:r="http://schemas.openxmlformats.org/officeDocument/2006/relationships" xmlns:m="http://schemas.openxmlformats.org/officeDocument/2006/math" xmlns:v="urn:schemas-microsoft-com:vml" xmlns:wp14="http://schemas.microsoft.com/office/word/2010/wordprocessingDrawing" xmlns:wp="http://schemas.openxmlformats.org/drawingml/2006/wordprocessingDrawing" xmlns:w10="urn:schemas-microsoft-com:office:word" xmlns:w="http://schemas.openxmlformats.org/wordprocessingml/2006/main" xmlns:w14="http://schemas.microsoft.com/office/word/2010/wordml" xmlns:w15="http://schemas.microsoft.com/office/word/2012/wordml" xmlns:w16cei="http://schemas.microsoft.com/office/word/2026/wordml/cei" xmlns:w16cex="http://schemas.microsoft.com/office/word/2018/wordml/cex" xmlns:w16cid="http://schemas.microsoft.com/office/word/2016/wordml/cid" xmlns:w16="http://schemas.microsoft.com/office/word/2018/wordml" xmlns:w16du="http://schemas.microsoft.com/office/word/2023/wordml/word16du" xmlns:w16sdtdh="http://schemas.microsoft.com/office/word/2020/wordml/sdtdatahash" xmlns:w16sdtfl="http://schemas.microsoft.com/office/word/2024/wordml/sdtformatlock" xmlns:w16se="http://schemas.microsoft.com/office/word/2015/wordml/symex" xmlns:wpg="http://schemas.microsoft.com/office/word/2010/wordprocessingGroup" xmlns:wpi="http://schemas.microsoft.com/office/word/2010/wordprocessingInk" xmlns:wne="http://schemas.microsoft.com/office/word/2006/wordml" xmlns:wps="http://schemas.microsoft.com/office/word/2010/wordprocessingShape" mc:Ignorable="w14 w15 w16se w16cid w16 w16cex w16sdtdh w16sdtfl w16du wp14">
+<w:footnotes xmlns:wpc="http://schemas.microsoft.com/office/word/2010/wordprocessingCanvas" xmlns:cx="http://schemas.microsoft.com/office/drawing/2014/chartex" xmlns:cx1="http://schemas.microsoft.com/office/drawing/2015/9/8/chartex" xmlns:cx2="http://schemas.microsoft.com/office/drawing/2015/10/21/chartex" xmlns:cx3="http://schemas.microsoft.com/office/drawing/2016/5/9/chartex" xmlns:cx4="http://schemas.microsoft.com/office/drawing/2016/5/10/chartex" xmlns:cx5="http://schemas.microsoft.com/office/drawing/2016/5/11/chartex" xmlns:cx6="http://schemas.microsoft.com/office/drawing/2016/5/12/chartex" xmlns:cx7="http://schemas.microsoft.com/office/drawing/2016/5/13/chartex" xmlns:cx8="http://schemas.microsoft.com/office/drawing/2016/5/14/chartex" xmlns:mc="http://schemas.openxmlformats.org/markup-compatibility/2006" xmlns:aink="http://schemas.microsoft.com/office/drawing/2016/ink" xmlns:am3d="http://schemas.microsoft.com/office/drawing/2017/model3d" xmlns:o="urn:schemas-microsoft-com:office:office" xmlns:oel="http://schemas.microsoft.com/office/2019/extlst" xmlns:r="http://schemas.openxmlformats.org/officeDocument/2006/relationships" xmlns:m="http://schemas.openxmlformats.org/officeDocument/2006/math" xmlns:v="urn:schemas-microsoft-com:vml" xmlns:wp14="http://schemas.microsoft.com/office/word/2010/wordprocessingDrawing" xmlns:wp="http://schemas.openxmlformats.org/drawingml/2006/wordprocessingDrawing" xmlns:w10="urn:schemas-microsoft-com:office:word" xmlns:w="http://schemas.openxmlformats.org/wordprocessingml/2006/main" xmlns:w14="http://schemas.microsoft.com/office/word/2010/wordml" xmlns:w15="http://schemas.microsoft.com/office/word/2012/wordml" xmlns:w16cex="http://schemas.microsoft.com/office/word/2018/wordml/cex" xmlns:w16cid="http://schemas.microsoft.com/office/word/2016/wordml/cid" xmlns:w16="http://schemas.microsoft.com/office/word/2018/wordml" xmlns:w16du="http://schemas.microsoft.com/office/word/2023/wordml/word16du" xmlns:w16sdtdh="http://schemas.microsoft.com/office/word/2020/wordml/sdtdatahash" xmlns:w16sdtfl="http://schemas.microsoft.com/office/word/2024/wordml/sdtformatlock" xmlns:w16se="http://schemas.microsoft.com/office/word/2015/wordml/symex" xmlns:wpg="http://schemas.microsoft.com/office/word/2010/wordprocessingGroup" xmlns:wpi="http://schemas.microsoft.com/office/word/2010/wordprocessingInk" xmlns:wne="http://schemas.microsoft.com/office/word/2006/wordml" xmlns:wps="http://schemas.microsoft.com/office/word/2010/wordprocessingShape" mc:Ignorable="w14 w15 w16se w16cid w16 w16cex w16sdtdh w16sdtfl w16du wp14">
   <w:footnote w:type="separator" w:id="-1">
     <w:p>
       <w:pPr>
@@ -2529,7 +2904,7 @@
 </file>
 
 <file path=word/numbering.xml><?xml version="1.0" encoding="utf-8"?>
-<w:numbering xmlns:wpc="http://schemas.microsoft.com/office/word/2010/wordprocessingCanvas" xmlns:cx="http://schemas.microsoft.com/office/drawing/2014/chartex" xmlns:cx1="http://schemas.microsoft.com/office/drawing/2015/9/8/chartex" xmlns:cx2="http://schemas.microsoft.com/office/drawing/2015/10/21/chartex" xmlns:cx3="http://schemas.microsoft.com/office/drawing/2016/5/9/chartex" xmlns:cx4="http://schemas.microsoft.com/office/drawing/2016/5/10/chartex" xmlns:cx5="http://schemas.microsoft.com/office/drawing/2016/5/11/chartex" xmlns:cx6="http://schemas.microsoft.com/office/drawing/2016/5/12/chartex" xmlns:cx7="http://schemas.microsoft.com/office/drawing/2016/5/13/chartex" xmlns:cx8="http://schemas.microsoft.com/office/drawing/2016/5/14/chartex" xmlns:mc="http://schemas.openxmlformats.org/markup-compatibility/2006" xmlns:aink="http://schemas.microsoft.com/office/drawing/2016/ink" xmlns:am3d="http://schemas.microsoft.com/office/drawing/2017/model3d" xmlns:o="urn:schemas-microsoft-com:office:office" xmlns:oel="http://schemas.microsoft.com/office/2019/extlst" xmlns:r="http://schemas.openxmlformats.org/officeDocument/2006/relationships" xmlns:m="http://schemas.openxmlformats.org/officeDocument/2006/math" xmlns:v="urn:schemas-microsoft-com:vml" xmlns:wp14="http://schemas.microsoft.com/office/word/2010/wordprocessingDrawing" xmlns:wp="http://schemas.openxmlformats.org/drawingml/2006/wordprocessingDrawing" xmlns:w10="urn:schemas-microsoft-com:office:word" xmlns:w="http://schemas.openxmlformats.org/wordprocessingml/2006/main" xmlns:w14="http://schemas.microsoft.com/office/word/2010/wordml" xmlns:w15="http://schemas.microsoft.com/office/word/2012/wordml" xmlns:w16cei="http://schemas.microsoft.com/office/word/2026/wordml/cei" xmlns:w16cex="http://schemas.microsoft.com/office/word/2018/wordml/cex" xmlns:w16cid="http://schemas.microsoft.com/office/word/2016/wordml/cid" xmlns:w16="http://schemas.microsoft.com/office/word/2018/wordml" xmlns:w16du="http://schemas.microsoft.com/office/word/2023/wordml/word16du" xmlns:w16sdtdh="http://schemas.microsoft.com/office/word/2020/wordml/sdtdatahash" xmlns:w16sdtfl="http://schemas.microsoft.com/office/word/2024/wordml/sdtformatlock" xmlns:w16se="http://schemas.microsoft.com/office/word/2015/wordml/symex" xmlns:wpg="http://schemas.microsoft.com/office/word/2010/wordprocessingGroup" xmlns:wpi="http://schemas.microsoft.com/office/word/2010/wordprocessingInk" xmlns:wne="http://schemas.microsoft.com/office/word/2006/wordml" xmlns:wps="http://schemas.microsoft.com/office/word/2010/wordprocessingShape" mc:Ignorable="w14 w15 w16se w16cid w16 w16cex w16sdtdh w16sdtfl w16du wp14">
+<w:numbering xmlns:wpc="http://schemas.microsoft.com/office/word/2010/wordprocessingCanvas" xmlns:cx="http://schemas.microsoft.com/office/drawing/2014/chartex" xmlns:cx1="http://schemas.microsoft.com/office/drawing/2015/9/8/chartex" xmlns:cx2="http://schemas.microsoft.com/office/drawing/2015/10/21/chartex" xmlns:cx3="http://schemas.microsoft.com/office/drawing/2016/5/9/chartex" xmlns:cx4="http://schemas.microsoft.com/office/drawing/2016/5/10/chartex" xmlns:cx5="http://schemas.microsoft.com/office/drawing/2016/5/11/chartex" xmlns:cx6="http://schemas.microsoft.com/office/drawing/2016/5/12/chartex" xmlns:cx7="http://schemas.microsoft.com/office/drawing/2016/5/13/chartex" xmlns:cx8="http://schemas.microsoft.com/office/drawing/2016/5/14/chartex" xmlns:mc="http://schemas.openxmlformats.org/markup-compatibility/2006" xmlns:aink="http://schemas.microsoft.com/office/drawing/2016/ink" xmlns:am3d="http://schemas.microsoft.com/office/drawing/2017/model3d" xmlns:o="urn:schemas-microsoft-com:office:office" xmlns:oel="http://schemas.microsoft.com/office/2019/extlst" xmlns:r="http://schemas.openxmlformats.org/officeDocument/2006/relationships" xmlns:m="http://schemas.openxmlformats.org/officeDocument/2006/math" xmlns:v="urn:schemas-microsoft-com:vml" xmlns:wp14="http://schemas.microsoft.com/office/word/2010/wordprocessingDrawing" xmlns:wp="http://schemas.openxmlformats.org/drawingml/2006/wordprocessingDrawing" xmlns:w10="urn:schemas-microsoft-com:office:word" xmlns:w="http://schemas.openxmlformats.org/wordprocessingml/2006/main" xmlns:w14="http://schemas.microsoft.com/office/word/2010/wordml" xmlns:w15="http://schemas.microsoft.com/office/word/2012/wordml" xmlns:w16cex="http://schemas.microsoft.com/office/word/2018/wordml/cex" xmlns:w16cid="http://schemas.microsoft.com/office/word/2016/wordml/cid" xmlns:w16="http://schemas.microsoft.com/office/word/2018/wordml" xmlns:w16du="http://schemas.microsoft.com/office/word/2023/wordml/word16du" xmlns:w16sdtdh="http://schemas.microsoft.com/office/word/2020/wordml/sdtdatahash" xmlns:w16sdtfl="http://schemas.microsoft.com/office/word/2024/wordml/sdtformatlock" xmlns:w16se="http://schemas.microsoft.com/office/word/2015/wordml/symex" xmlns:wpg="http://schemas.microsoft.com/office/word/2010/wordprocessingGroup" xmlns:wpi="http://schemas.microsoft.com/office/word/2010/wordprocessingInk" xmlns:wne="http://schemas.microsoft.com/office/word/2006/wordml" xmlns:wps="http://schemas.microsoft.com/office/word/2010/wordprocessingShape" mc:Ignorable="w14 w15 w16se w16cid w16 w16cex w16sdtdh w16sdtfl w16du wp14">
   <w:abstractNum w:abstractNumId="0" w15:restartNumberingAfterBreak="0">
     <w:nsid w:val="2271143E"/>
     <w:multiLevelType w:val="hybridMultilevel"/>

--- a/decoding-analysis/revision_memos/meeting notes.docx
+++ b/decoding-analysis/revision_memos/meeting notes.docx
@@ -51,7 +51,15 @@
     </w:p>
     <w:p>
       <w:r>
-        <w:t>Geometric mean of means: product of two means</w:t>
+        <w:t xml:space="preserve">Geometric </w:t>
+      </w:r>
+      <w:proofErr w:type="gramStart"/>
+      <w:r>
+        <w:t>mean</w:t>
+      </w:r>
+      <w:proofErr w:type="gramEnd"/>
+      <w:r>
+        <w:t xml:space="preserve"> of means: product of two means</w:t>
       </w:r>
     </w:p>
     <w:p>
@@ -121,7 +129,23 @@
           <w:b/>
           <w:bCs/>
         </w:rPr>
-        <w:t>Variance and mean of noise correlation</w:t>
+        <w:t xml:space="preserve">Variance and </w:t>
+      </w:r>
+      <w:proofErr w:type="gramStart"/>
+      <w:r>
+        <w:rPr>
+          <w:b/>
+          <w:bCs/>
+        </w:rPr>
+        <w:t>mean</w:t>
+      </w:r>
+      <w:proofErr w:type="gramEnd"/>
+      <w:r>
+        <w:rPr>
+          <w:b/>
+          <w:bCs/>
+        </w:rPr>
+        <w:t xml:space="preserve"> of noise correlation</w:t>
       </w:r>
       <w:r>
         <w:rPr>
@@ -135,7 +159,23 @@
           <w:b/>
           <w:bCs/>
         </w:rPr>
-        <w:t>, you get a two-dimensional plot. Mean as x and variance as y. each point is one neuron</w:t>
+        <w:t xml:space="preserve">, you get a two-dimensional plot. Mean as x and variance as y. </w:t>
+      </w:r>
+      <w:proofErr w:type="gramStart"/>
+      <w:r>
+        <w:rPr>
+          <w:b/>
+          <w:bCs/>
+        </w:rPr>
+        <w:t>each</w:t>
+      </w:r>
+      <w:proofErr w:type="gramEnd"/>
+      <w:r>
+        <w:rPr>
+          <w:b/>
+          <w:bCs/>
+        </w:rPr>
+        <w:t xml:space="preserve"> point is one neuron</w:t>
       </w:r>
       <w:r>
         <w:rPr>
@@ -550,7 +590,23 @@
           <w:b/>
           <w:bCs/>
         </w:rPr>
-        <w:t xml:space="preserve"> wise or the all 50 stims</w:t>
+        <w:t xml:space="preserve"> wise or </w:t>
+      </w:r>
+      <w:proofErr w:type="gramStart"/>
+      <w:r>
+        <w:rPr>
+          <w:b/>
+          <w:bCs/>
+        </w:rPr>
+        <w:t>the all</w:t>
+      </w:r>
+      <w:proofErr w:type="gramEnd"/>
+      <w:r>
+        <w:rPr>
+          <w:b/>
+          <w:bCs/>
+        </w:rPr>
+        <w:t xml:space="preserve"> 50 stims</w:t>
       </w:r>
     </w:p>
     <w:p>
@@ -714,7 +770,23 @@
           <w:b/>
           <w:bCs/>
         </w:rPr>
-        <w:t xml:space="preserve"> in EC: what is the correlation? What is the null?</w:t>
+        <w:t xml:space="preserve"> in EC: what is the correlation? What is </w:t>
+      </w:r>
+      <w:proofErr w:type="gramStart"/>
+      <w:r>
+        <w:rPr>
+          <w:b/>
+          <w:bCs/>
+        </w:rPr>
+        <w:t>the null</w:t>
+      </w:r>
+      <w:proofErr w:type="gramEnd"/>
+      <w:r>
+        <w:rPr>
+          <w:b/>
+          <w:bCs/>
+        </w:rPr>
+        <w:t>?</w:t>
       </w:r>
     </w:p>
     <w:p>
@@ -1153,7 +1225,39 @@
           <w:b/>
           <w:bCs/>
         </w:rPr>
-        <w:t>Model 1:  each neuron has 50 random numbers for the 50 stimulus, as mean responses.</w:t>
+        <w:t>Model 1</w:t>
+      </w:r>
+      <w:proofErr w:type="gramStart"/>
+      <w:r>
+        <w:rPr>
+          <w:b/>
+          <w:bCs/>
+        </w:rPr>
+        <w:t>:  each</w:t>
+      </w:r>
+      <w:proofErr w:type="gramEnd"/>
+      <w:r>
+        <w:rPr>
+          <w:b/>
+          <w:bCs/>
+        </w:rPr>
+        <w:t xml:space="preserve"> neuron has 50 random numbers for the 50 </w:t>
+      </w:r>
+      <w:proofErr w:type="gramStart"/>
+      <w:r>
+        <w:rPr>
+          <w:b/>
+          <w:bCs/>
+        </w:rPr>
+        <w:t>stimulus</w:t>
+      </w:r>
+      <w:proofErr w:type="gramEnd"/>
+      <w:r>
+        <w:rPr>
+          <w:b/>
+          <w:bCs/>
+        </w:rPr>
+        <w:t>, as mean responses.</w:t>
       </w:r>
       <w:r>
         <w:rPr>
@@ -1164,6 +1268,7 @@
         <w:t>Trial is generated by Poisson processes. You do self-</w:t>
       </w:r>
       <w:proofErr w:type="spellStart"/>
+      <w:proofErr w:type="gramStart"/>
       <w:r>
         <w:rPr>
           <w:b/>
@@ -1172,6 +1277,7 @@
         <w:t>decodeing,should</w:t>
       </w:r>
       <w:proofErr w:type="spellEnd"/>
+      <w:proofErr w:type="gramEnd"/>
       <w:r>
         <w:rPr>
           <w:b/>
@@ -1223,7 +1329,39 @@
           <w:b/>
           <w:bCs/>
         </w:rPr>
-        <w:t>Model 3: we want to say W1, w2 are the same across all stimuli for a particular neuron, to represent  the SAME rendering. In this case, for AC, we have a 100 x (w1, w2) array, because they are the same for all stimuli in the same rendering. Similarly, EC also have a 100 x (w1, w2) array.</w:t>
+        <w:t xml:space="preserve">Model 3: we want to say </w:t>
+      </w:r>
+      <w:proofErr w:type="gramStart"/>
+      <w:r>
+        <w:rPr>
+          <w:b/>
+          <w:bCs/>
+        </w:rPr>
+        <w:t>W1,</w:t>
+      </w:r>
+      <w:proofErr w:type="gramEnd"/>
+      <w:r>
+        <w:rPr>
+          <w:b/>
+          <w:bCs/>
+        </w:rPr>
+        <w:t xml:space="preserve"> w2 are the same across all stimuli for a particular neuron, to </w:t>
+      </w:r>
+      <w:proofErr w:type="gramStart"/>
+      <w:r>
+        <w:rPr>
+          <w:b/>
+          <w:bCs/>
+        </w:rPr>
+        <w:t>represent  the</w:t>
+      </w:r>
+      <w:proofErr w:type="gramEnd"/>
+      <w:r>
+        <w:rPr>
+          <w:b/>
+          <w:bCs/>
+        </w:rPr>
+        <w:t xml:space="preserve"> SAME rendering. In this case, for AC, we have a 100 x (w1, w2) array, because they are the same for all stimuli in the same rendering. Similarly, EC also have a 100 x (w1, w2) array.</w:t>
       </w:r>
       <w:r>
         <w:rPr>
@@ -1268,53 +1406,109 @@
           <w:b/>
           <w:bCs/>
         </w:rPr>
-        <w:t>Model 5.  For all these models, maybe only need to consider two cues. But we need to consider EX is very different from AC and EC which have the same underlying variables. EX has extra variables, so you might want to consider EX’s response = w1 theta + w2 curvature + w3 complexity – to represent all kinds of distracting stimulus in EX real image examples.</w:t>
-      </w:r>
-    </w:p>
-    <w:p>
-      <w:pPr>
-        <w:rPr>
-          <w:b/>
-          <w:bCs/>
-        </w:rPr>
-      </w:pPr>
-    </w:p>
-    <w:p>
-      <w:pPr>
-        <w:rPr>
-          <w:b/>
-          <w:bCs/>
-        </w:rPr>
-      </w:pPr>
-      <w:r>
-        <w:rPr>
-          <w:b/>
-          <w:bCs/>
-        </w:rPr>
-        <w:t>Model 6: Model 2-4 are called linear mixed selectivity, which is what the reviewer suggested. But there is also a possibly of nonlinear mixed selectivity, we don’t have to do it but can also do it just to make us sound more sophisticated and that we actually consider the family of nonlinear mixed selectivity.  Now the response of the neuron is given by  w1 theta + w2 curvature + w3 (theta x curvature).</w:t>
-      </w:r>
-    </w:p>
-    <w:p>
-      <w:pPr>
-        <w:rPr>
-          <w:b/>
-          <w:bCs/>
-        </w:rPr>
-      </w:pPr>
-    </w:p>
-    <w:p>
-      <w:pPr>
-        <w:rPr>
-          <w:b/>
-          <w:bCs/>
-        </w:rPr>
-      </w:pPr>
-      <w:r>
-        <w:rPr>
-          <w:b/>
-          <w:bCs/>
-        </w:rPr>
-        <w:t>Model 1 — null / independent means. μ_{</w:t>
+        <w:t xml:space="preserve">Model 5.  For all these models, maybe only need to consider two cues. But we need to consider EX is very different from AC and </w:t>
+      </w:r>
+      <w:proofErr w:type="gramStart"/>
+      <w:r>
+        <w:rPr>
+          <w:b/>
+          <w:bCs/>
+        </w:rPr>
+        <w:t>EC</w:t>
+      </w:r>
+      <w:proofErr w:type="gramEnd"/>
+      <w:r>
+        <w:rPr>
+          <w:b/>
+          <w:bCs/>
+        </w:rPr>
+        <w:t xml:space="preserve"> which have the same underlying variables. EX has extra variables, so you might want to consider EX’s response = w1 theta + w2 curvature + w3 complexity – to represent all kinds of distracting stimulus in EX real image examples.</w:t>
+      </w:r>
+    </w:p>
+    <w:p>
+      <w:pPr>
+        <w:rPr>
+          <w:b/>
+          <w:bCs/>
+        </w:rPr>
+      </w:pPr>
+    </w:p>
+    <w:p>
+      <w:pPr>
+        <w:rPr>
+          <w:b/>
+          <w:bCs/>
+        </w:rPr>
+      </w:pPr>
+      <w:r>
+        <w:rPr>
+          <w:b/>
+          <w:bCs/>
+        </w:rPr>
+        <w:t xml:space="preserve">Model 6: Model 2-4 are called linear mixed selectivity, which is what the reviewer suggested. But there is also a possibly of nonlinear mixed selectivity, we don’t have to do it but can also do it just to make us sound more sophisticated and that we </w:t>
+      </w:r>
+      <w:proofErr w:type="gramStart"/>
+      <w:r>
+        <w:rPr>
+          <w:b/>
+          <w:bCs/>
+        </w:rPr>
+        <w:t>actually consider</w:t>
+      </w:r>
+      <w:proofErr w:type="gramEnd"/>
+      <w:r>
+        <w:rPr>
+          <w:b/>
+          <w:bCs/>
+        </w:rPr>
+        <w:t xml:space="preserve"> the family of nonlinear mixed selectivity.  Now the response of the neuron is given </w:t>
+      </w:r>
+      <w:proofErr w:type="gramStart"/>
+      <w:r>
+        <w:rPr>
+          <w:b/>
+          <w:bCs/>
+        </w:rPr>
+        <w:t>by  w</w:t>
+      </w:r>
+      <w:proofErr w:type="gramEnd"/>
+      <w:r>
+        <w:rPr>
+          <w:b/>
+          <w:bCs/>
+        </w:rPr>
+        <w:t>1 theta + w2 curvature + w3 (theta x curvature).</w:t>
+      </w:r>
+    </w:p>
+    <w:p>
+      <w:pPr>
+        <w:rPr>
+          <w:b/>
+          <w:bCs/>
+        </w:rPr>
+      </w:pPr>
+    </w:p>
+    <w:p>
+      <w:pPr>
+        <w:rPr>
+          <w:b/>
+          <w:bCs/>
+        </w:rPr>
+      </w:pPr>
+      <w:r>
+        <w:rPr>
+          <w:b/>
+          <w:bCs/>
+        </w:rPr>
+        <w:t xml:space="preserve">Model 1 — null / independent means. </w:t>
+      </w:r>
+      <w:proofErr w:type="gramStart"/>
+      <w:r>
+        <w:rPr>
+          <w:b/>
+          <w:bCs/>
+        </w:rPr>
+        <w:t>μ_{</w:t>
       </w:r>
       <w:proofErr w:type="spellStart"/>
       <w:r>
@@ -1322,7 +1516,15 @@
           <w:b/>
           <w:bCs/>
         </w:rPr>
-        <w:t>i,c,s</w:t>
+        <w:t>i,c</w:t>
+      </w:r>
+      <w:proofErr w:type="gramEnd"/>
+      <w:r>
+        <w:rPr>
+          <w:b/>
+          <w:bCs/>
+        </w:rPr>
+        <w:t>,s</w:t>
       </w:r>
       <w:proofErr w:type="spellEnd"/>
       <w:r>
@@ -1378,7 +1580,55 @@
           <w:b/>
           <w:bCs/>
         </w:rPr>
-        <w:t xml:space="preserve">). Self-decoding: high — 50 random patterns in N-D are near-orthogonal and trivially separable. PT: at chance — AC and EC clouds are independent random configurations, so no similarity transform maps stimulus s of AC onto s of EC. PR: large (≈ min(N, S)). </w:t>
+        <w:t xml:space="preserve">). Self-decoding: high — 50 random patterns in N-D are near-orthogonal and trivially separable. PT: </w:t>
+      </w:r>
+      <w:proofErr w:type="gramStart"/>
+      <w:r>
+        <w:rPr>
+          <w:b/>
+          <w:bCs/>
+        </w:rPr>
+        <w:t>at</w:t>
+      </w:r>
+      <w:proofErr w:type="gramEnd"/>
+      <w:r>
+        <w:rPr>
+          <w:b/>
+          <w:bCs/>
+        </w:rPr>
+        <w:t xml:space="preserve"> chance — AC and EC clouds are independent random configurations, so no similarity </w:t>
+      </w:r>
+      <w:proofErr w:type="gramStart"/>
+      <w:r>
+        <w:rPr>
+          <w:b/>
+          <w:bCs/>
+        </w:rPr>
+        <w:t>transform</w:t>
+      </w:r>
+      <w:proofErr w:type="gramEnd"/>
+      <w:r>
+        <w:rPr>
+          <w:b/>
+          <w:bCs/>
+        </w:rPr>
+        <w:t xml:space="preserve"> maps stimulus s of AC onto s of EC. PR: large (≈ </w:t>
+      </w:r>
+      <w:proofErr w:type="gramStart"/>
+      <w:r>
+        <w:rPr>
+          <w:b/>
+          <w:bCs/>
+        </w:rPr>
+        <w:t>min(</w:t>
+      </w:r>
+      <w:proofErr w:type="gramEnd"/>
+      <w:r>
+        <w:rPr>
+          <w:b/>
+          <w:bCs/>
+        </w:rPr>
+        <w:t xml:space="preserve">N, S)). </w:t>
       </w:r>
       <w:r>
         <w:rPr>
@@ -1387,22 +1637,50 @@
           <w:i/>
           <w:iCs/>
         </w:rPr>
-        <w:t>This is the reviewer's "simplest case," and the point is to confirm PT fails so that PT working anywhere implies shared structure.</w:t>
-      </w:r>
-    </w:p>
-    <w:p>
-      <w:pPr>
-        <w:rPr>
-          <w:b/>
-          <w:bCs/>
-        </w:rPr>
-      </w:pPr>
-      <w:r>
-        <w:rPr>
-          <w:b/>
-          <w:bCs/>
-        </w:rPr>
-        <w:t>Model 2 — per-stimulus weights (degenerate). μ_{</w:t>
+        <w:t>This is the reviewer's "</w:t>
+      </w:r>
+      <w:proofErr w:type="gramStart"/>
+      <w:r>
+        <w:rPr>
+          <w:b/>
+          <w:bCs/>
+          <w:i/>
+          <w:iCs/>
+        </w:rPr>
+        <w:t>simplest</w:t>
+      </w:r>
+      <w:proofErr w:type="gramEnd"/>
+      <w:r>
+        <w:rPr>
+          <w:b/>
+          <w:bCs/>
+          <w:i/>
+          <w:iCs/>
+        </w:rPr>
+        <w:t xml:space="preserve"> case," and the point is to confirm PT fails so that PT working anywhere implies shared structure.</w:t>
+      </w:r>
+    </w:p>
+    <w:p>
+      <w:pPr>
+        <w:rPr>
+          <w:b/>
+          <w:bCs/>
+        </w:rPr>
+      </w:pPr>
+      <w:r>
+        <w:rPr>
+          <w:b/>
+          <w:bCs/>
+        </w:rPr>
+        <w:t xml:space="preserve">Model 2 — per-stimulus weights (degenerate). </w:t>
+      </w:r>
+      <w:proofErr w:type="gramStart"/>
+      <w:r>
+        <w:rPr>
+          <w:b/>
+          <w:bCs/>
+        </w:rPr>
+        <w:t>μ_{</w:t>
       </w:r>
       <w:proofErr w:type="spellStart"/>
       <w:r>
@@ -1410,7 +1688,15 @@
           <w:b/>
           <w:bCs/>
         </w:rPr>
-        <w:t>i,c,s</w:t>
+        <w:t>i,c</w:t>
+      </w:r>
+      <w:proofErr w:type="gramEnd"/>
+      <w:r>
+        <w:rPr>
+          <w:b/>
+          <w:bCs/>
+        </w:rPr>
+        <w:t>,s</w:t>
       </w:r>
       <w:proofErr w:type="spellEnd"/>
       <w:r>
@@ -1418,7 +1704,15 @@
           <w:b/>
           <w:bCs/>
         </w:rPr>
-        <w:t>} = w1_{</w:t>
+        <w:t xml:space="preserve">} = </w:t>
+      </w:r>
+      <w:proofErr w:type="gramStart"/>
+      <w:r>
+        <w:rPr>
+          <w:b/>
+          <w:bCs/>
+        </w:rPr>
+        <w:t>w1_{</w:t>
       </w:r>
       <w:proofErr w:type="spellStart"/>
       <w:r>
@@ -1426,7 +1720,23 @@
           <w:b/>
           <w:bCs/>
         </w:rPr>
-        <w:t>i,c,s</w:t>
+        <w:t>i,c</w:t>
+      </w:r>
+      <w:proofErr w:type="gramEnd"/>
+      <w:r>
+        <w:rPr>
+          <w:b/>
+          <w:bCs/>
+        </w:rPr>
+        <w:t>,</w:t>
+      </w:r>
+      <w:proofErr w:type="gramStart"/>
+      <w:r>
+        <w:rPr>
+          <w:b/>
+          <w:bCs/>
+        </w:rPr>
+        <w:t>s</w:t>
       </w:r>
       <w:proofErr w:type="spellEnd"/>
       <w:r>
@@ -1437,6 +1747,7 @@
         <w:t>}·</w:t>
       </w:r>
       <w:proofErr w:type="spellStart"/>
+      <w:proofErr w:type="gramEnd"/>
       <w:r>
         <w:rPr>
           <w:b/>
@@ -1450,7 +1761,15 @@
           <w:b/>
           <w:bCs/>
         </w:rPr>
-        <w:t xml:space="preserve"> + w2_{</w:t>
+        <w:t xml:space="preserve"> + </w:t>
+      </w:r>
+      <w:proofErr w:type="gramStart"/>
+      <w:r>
+        <w:rPr>
+          <w:b/>
+          <w:bCs/>
+        </w:rPr>
+        <w:t>w2_{</w:t>
       </w:r>
       <w:proofErr w:type="spellStart"/>
       <w:r>
@@ -1458,7 +1777,23 @@
           <w:b/>
           <w:bCs/>
         </w:rPr>
-        <w:t>i,c,s</w:t>
+        <w:t>i,c</w:t>
+      </w:r>
+      <w:proofErr w:type="gramEnd"/>
+      <w:r>
+        <w:rPr>
+          <w:b/>
+          <w:bCs/>
+        </w:rPr>
+        <w:t>,</w:t>
+      </w:r>
+      <w:proofErr w:type="gramStart"/>
+      <w:r>
+        <w:rPr>
+          <w:b/>
+          <w:bCs/>
+        </w:rPr>
+        <w:t>s</w:t>
       </w:r>
       <w:proofErr w:type="spellEnd"/>
       <w:r>
@@ -1469,6 +1804,7 @@
         <w:t>}·</w:t>
       </w:r>
       <w:proofErr w:type="spellStart"/>
+      <w:proofErr w:type="gramEnd"/>
       <w:r>
         <w:rPr>
           <w:b/>
@@ -1517,12 +1853,21 @@
         <w:t>), μ_{</w:t>
       </w:r>
       <w:proofErr w:type="spellStart"/>
-      <w:r>
-        <w:rPr>
-          <w:b/>
-          <w:bCs/>
-        </w:rPr>
-        <w:t>i,c,s</w:t>
+      <w:proofErr w:type="gramStart"/>
+      <w:r>
+        <w:rPr>
+          <w:b/>
+          <w:bCs/>
+        </w:rPr>
+        <w:t>i,c</w:t>
+      </w:r>
+      <w:proofErr w:type="gramEnd"/>
+      <w:r>
+        <w:rPr>
+          <w:b/>
+          <w:bCs/>
+        </w:rPr>
+        <w:t>,s</w:t>
       </w:r>
       <w:proofErr w:type="spellEnd"/>
       <w:r>
@@ -1533,12 +1878,21 @@
         <w:t>} reduces to an independent random number per (</w:t>
       </w:r>
       <w:proofErr w:type="spellStart"/>
-      <w:r>
-        <w:rPr>
-          <w:b/>
-          <w:bCs/>
-        </w:rPr>
-        <w:t>i,c,s</w:t>
+      <w:proofErr w:type="gramStart"/>
+      <w:r>
+        <w:rPr>
+          <w:b/>
+          <w:bCs/>
+        </w:rPr>
+        <w:t>i,c</w:t>
+      </w:r>
+      <w:proofErr w:type="gramEnd"/>
+      <w:r>
+        <w:rPr>
+          <w:b/>
+          <w:bCs/>
+        </w:rPr>
+        <w:t>,s</w:t>
       </w:r>
       <w:proofErr w:type="spellEnd"/>
       <w:r>
@@ -1684,7 +2038,23 @@
           <w:b/>
           <w:bCs/>
         </w:rPr>
-        <w:t xml:space="preserve">Model 3 — linear mixed selectivity (the reviewer's "interesting" case). Weights are fixed across stimuli, random per neuron and per cue: μ_{·,c} = </w:t>
+        <w:t>Model 3 — linear mixed selectivity (the reviewer's "interesting" case). Weights are fixed across stimuli, random per neuron and per cue: μ_{</w:t>
+      </w:r>
+      <w:proofErr w:type="gramStart"/>
+      <w:r>
+        <w:rPr>
+          <w:b/>
+          <w:bCs/>
+        </w:rPr>
+        <w:t>·,c</w:t>
+      </w:r>
+      <w:proofErr w:type="gramEnd"/>
+      <w:r>
+        <w:rPr>
+          <w:b/>
+          <w:bCs/>
+        </w:rPr>
+        <w:t xml:space="preserve">} = </w:t>
       </w:r>
       <w:proofErr w:type="spellStart"/>
       <w:r>
@@ -1695,12 +2065,21 @@
         <w:t>W_c</w:t>
       </w:r>
       <w:proofErr w:type="spellEnd"/>
-      <w:r>
-        <w:rPr>
-          <w:b/>
-          <w:bCs/>
-        </w:rPr>
-        <w:t xml:space="preserve">·[θ; κ], </w:t>
+      <w:proofErr w:type="gramStart"/>
+      <w:r>
+        <w:rPr>
+          <w:b/>
+          <w:bCs/>
+        </w:rPr>
+        <w:t>·[</w:t>
+      </w:r>
+      <w:proofErr w:type="gramEnd"/>
+      <w:r>
+        <w:rPr>
+          <w:b/>
+          <w:bCs/>
+        </w:rPr>
+        <w:t xml:space="preserve">θ; κ], </w:t>
       </w:r>
       <w:proofErr w:type="spellStart"/>
       <w:r>
@@ -1811,6 +2190,7 @@
         <w:t>, so rank = 2 and PR ≈ 2. Self-decoding: good but capped by the 2-D bottleneck plus Poisson noise (neighboring (</w:t>
       </w:r>
       <w:proofErr w:type="spellStart"/>
+      <w:proofErr w:type="gramStart"/>
       <w:r>
         <w:rPr>
           <w:b/>
@@ -1819,6 +2199,7 @@
         <w:t>θ,κ</w:t>
       </w:r>
       <w:proofErr w:type="spellEnd"/>
+      <w:proofErr w:type="gramEnd"/>
       <w:r>
         <w:rPr>
           <w:b/>
@@ -2035,7 +2416,39 @@
           <w:b/>
           <w:bCs/>
         </w:rPr>
-        <w:t xml:space="preserve"> ("complexity"/distractor): μ_{·,EX} = W_EX·[θ; κ; ψ], W_EX </w:t>
+        <w:t xml:space="preserve"> ("complexity"/distractor): μ_{</w:t>
+      </w:r>
+      <w:proofErr w:type="gramStart"/>
+      <w:r>
+        <w:rPr>
+          <w:b/>
+          <w:bCs/>
+        </w:rPr>
+        <w:t>·,EX</w:t>
+      </w:r>
+      <w:proofErr w:type="gramEnd"/>
+      <w:r>
+        <w:rPr>
+          <w:b/>
+          <w:bCs/>
+        </w:rPr>
+        <w:t>} = W_EX</w:t>
+      </w:r>
+      <w:proofErr w:type="gramStart"/>
+      <w:r>
+        <w:rPr>
+          <w:b/>
+          <w:bCs/>
+        </w:rPr>
+        <w:t>·[</w:t>
+      </w:r>
+      <w:proofErr w:type="gramEnd"/>
+      <w:r>
+        <w:rPr>
+          <w:b/>
+          <w:bCs/>
+        </w:rPr>
+        <w:t xml:space="preserve">θ; κ; ψ], W_EX </w:t>
       </w:r>
       <w:r>
         <w:rPr>
@@ -2080,7 +2493,23 @@
           <w:b/>
           <w:bCs/>
         </w:rPr>
-        <w:t>3}, rank 3, PR_EX &gt; PR_{AC,EC}. AC</w:t>
+        <w:t>3}, rank 3, PR_EX &gt; PR_{</w:t>
+      </w:r>
+      <w:proofErr w:type="gramStart"/>
+      <w:r>
+        <w:rPr>
+          <w:b/>
+          <w:bCs/>
+        </w:rPr>
+        <w:t>AC,EC</w:t>
+      </w:r>
+      <w:proofErr w:type="gramEnd"/>
+      <w:r>
+        <w:rPr>
+          <w:b/>
+          <w:bCs/>
+        </w:rPr>
+        <w:t>}. AC</w:t>
       </w:r>
       <w:r>
         <w:rPr>
@@ -2113,6 +2542,7 @@
         <w:t>EX PT is partial — the shared (</w:t>
       </w:r>
       <w:proofErr w:type="spellStart"/>
+      <w:proofErr w:type="gramStart"/>
       <w:r>
         <w:rPr>
           <w:b/>
@@ -2121,6 +2551,7 @@
         <w:t>θ,κ</w:t>
       </w:r>
       <w:proofErr w:type="spellEnd"/>
+      <w:proofErr w:type="gramEnd"/>
       <w:r>
         <w:rPr>
           <w:b/>
@@ -2142,9 +2573,26 @@
           <w:b/>
           <w:bCs/>
         </w:rPr>
-        <w:t xml:space="preserve"> variance share. This matches the empirical intuition that EX is "very different" and carries extra image structure. Design choice: whether ψ is independent of (</w:t>
+        <w:t xml:space="preserve"> variance share. This matches the empirical intuition that EX is "very different" and carries extra image structure. Design choice: whether </w:t>
+      </w:r>
+      <w:proofErr w:type="gramStart"/>
+      <w:r>
+        <w:rPr>
+          <w:b/>
+          <w:bCs/>
+        </w:rPr>
+        <w:t>ψ is</w:t>
+      </w:r>
+      <w:proofErr w:type="gramEnd"/>
+      <w:r>
+        <w:rPr>
+          <w:b/>
+          <w:bCs/>
+        </w:rPr>
+        <w:t xml:space="preserve"> independent of (</w:t>
       </w:r>
       <w:proofErr w:type="spellStart"/>
+      <w:proofErr w:type="gramStart"/>
       <w:r>
         <w:rPr>
           <w:b/>
@@ -2153,6 +2601,7 @@
         <w:t>θ,κ</w:t>
       </w:r>
       <w:proofErr w:type="spellEnd"/>
+      <w:proofErr w:type="gramEnd"/>
       <w:r>
         <w:rPr>
           <w:b/>
@@ -2173,7 +2622,23 @@
           <w:b/>
           <w:bCs/>
         </w:rPr>
-        <w:t xml:space="preserve">Model 6 — nonlinear mixed selectivity. μ_{·,c} = </w:t>
+        <w:t>Model 6 — nonlinear mixed selectivity. μ_{</w:t>
+      </w:r>
+      <w:proofErr w:type="gramStart"/>
+      <w:r>
+        <w:rPr>
+          <w:b/>
+          <w:bCs/>
+        </w:rPr>
+        <w:t>·,c</w:t>
+      </w:r>
+      <w:proofErr w:type="gramEnd"/>
+      <w:r>
+        <w:rPr>
+          <w:b/>
+          <w:bCs/>
+        </w:rPr>
+        <w:t xml:space="preserve">} = </w:t>
       </w:r>
       <w:proofErr w:type="spellStart"/>
       <w:r>
@@ -2184,12 +2649,21 @@
         <w:t>W_c</w:t>
       </w:r>
       <w:proofErr w:type="spellEnd"/>
-      <w:r>
-        <w:rPr>
-          <w:b/>
-          <w:bCs/>
-        </w:rPr>
-        <w:t xml:space="preserve">·[θ; κ; </w:t>
+      <w:proofErr w:type="gramStart"/>
+      <w:r>
+        <w:rPr>
+          <w:b/>
+          <w:bCs/>
+        </w:rPr>
+        <w:t>·[</w:t>
+      </w:r>
+      <w:proofErr w:type="gramEnd"/>
+      <w:r>
+        <w:rPr>
+          <w:b/>
+          <w:bCs/>
+        </w:rPr>
+        <w:t xml:space="preserve">θ; κ; </w:t>
       </w:r>
       <w:proofErr w:type="spellStart"/>
       <w:r>
@@ -2674,150 +3148,93 @@
           <w:b/>
           <w:bCs/>
         </w:rPr>
-        <w:t>N1(C1,S1) = Ac1n1s1 *S1</w:t>
-      </w:r>
-    </w:p>
-    <w:p>
-      <w:pPr>
-        <w:rPr>
-          <w:b/>
-          <w:bCs/>
-        </w:rPr>
-      </w:pPr>
-      <w:r>
-        <w:rPr>
-          <w:b/>
-          <w:bCs/>
-        </w:rPr>
-        <w:t>N1(C1,S</w:t>
-      </w:r>
-      <w:r>
-        <w:rPr>
-          <w:b/>
-          <w:bCs/>
-        </w:rPr>
-        <w:t>2</w:t>
-      </w:r>
-      <w:r>
-        <w:rPr>
-          <w:b/>
-          <w:bCs/>
-        </w:rPr>
-        <w:t>) = Ac1n</w:t>
-      </w:r>
-      <w:r>
-        <w:rPr>
-          <w:b/>
-          <w:bCs/>
-        </w:rPr>
-        <w:t>1s2</w:t>
-      </w:r>
-      <w:r>
-        <w:rPr>
-          <w:b/>
-          <w:bCs/>
-        </w:rPr>
-        <w:t xml:space="preserve"> *S</w:t>
-      </w:r>
-      <w:r>
-        <w:rPr>
-          <w:b/>
-          <w:bCs/>
-        </w:rPr>
-        <w:t>2</w:t>
-      </w:r>
-    </w:p>
-    <w:p>
-      <w:pPr>
-        <w:rPr>
-          <w:b/>
-          <w:bCs/>
-        </w:rPr>
-      </w:pPr>
-    </w:p>
-    <w:p>
-      <w:pPr>
-        <w:rPr>
-          <w:b/>
-          <w:bCs/>
-        </w:rPr>
-      </w:pPr>
-      <w:r>
-        <w:rPr>
-          <w:b/>
-          <w:bCs/>
-        </w:rPr>
-        <w:t>N1</w:t>
-      </w:r>
-      <w:r>
-        <w:rPr>
-          <w:b/>
-          <w:bCs/>
-        </w:rPr>
-        <w:t>(C</w:t>
-      </w:r>
-      <w:r>
-        <w:rPr>
-          <w:b/>
-          <w:bCs/>
-        </w:rPr>
-        <w:t>2</w:t>
-      </w:r>
-      <w:r>
-        <w:rPr>
-          <w:b/>
-          <w:bCs/>
-        </w:rPr>
-        <w:t>,S</w:t>
-      </w:r>
-      <w:r>
-        <w:rPr>
-          <w:b/>
-          <w:bCs/>
-        </w:rPr>
-        <w:t>1</w:t>
-      </w:r>
-      <w:r>
-        <w:rPr>
-          <w:b/>
-          <w:bCs/>
-        </w:rPr>
-        <w:t>) = Ac</w:t>
-      </w:r>
-      <w:r>
-        <w:rPr>
-          <w:b/>
-          <w:bCs/>
-        </w:rPr>
-        <w:t>2s1</w:t>
-      </w:r>
-      <w:r>
-        <w:rPr>
-          <w:b/>
-          <w:bCs/>
-        </w:rPr>
-        <w:t>n</w:t>
-      </w:r>
-      <w:r>
-        <w:rPr>
-          <w:b/>
-          <w:bCs/>
-        </w:rPr>
-        <w:t>1</w:t>
-      </w:r>
-      <w:r>
-        <w:rPr>
-          <w:b/>
-          <w:bCs/>
-        </w:rPr>
-        <w:t xml:space="preserve"> *S</w:t>
-      </w:r>
-      <w:r>
-        <w:rPr>
-          <w:b/>
-          <w:bCs/>
-        </w:rPr>
-        <w:t>1</w:t>
+        <w:t>N1(C</w:t>
+      </w:r>
+      <w:proofErr w:type="gramStart"/>
+      <w:r>
+        <w:rPr>
+          <w:b/>
+          <w:bCs/>
+        </w:rPr>
+        <w:t>1,S</w:t>
+      </w:r>
+      <w:proofErr w:type="gramEnd"/>
+      <w:r>
+        <w:rPr>
+          <w:b/>
+          <w:bCs/>
+        </w:rPr>
+        <w:t>1) = Ac1n1s1 *S1</w:t>
+      </w:r>
+    </w:p>
+    <w:p>
+      <w:pPr>
+        <w:rPr>
+          <w:b/>
+          <w:bCs/>
+        </w:rPr>
+      </w:pPr>
+      <w:r>
+        <w:rPr>
+          <w:b/>
+          <w:bCs/>
+        </w:rPr>
+        <w:t>N1(C</w:t>
+      </w:r>
+      <w:proofErr w:type="gramStart"/>
+      <w:r>
+        <w:rPr>
+          <w:b/>
+          <w:bCs/>
+        </w:rPr>
+        <w:t>1,S</w:t>
+      </w:r>
+      <w:proofErr w:type="gramEnd"/>
+      <w:r>
+        <w:rPr>
+          <w:b/>
+          <w:bCs/>
+        </w:rPr>
+        <w:t>2) = Ac1n1s2 *S2</w:t>
+      </w:r>
+    </w:p>
+    <w:p>
+      <w:pPr>
+        <w:rPr>
+          <w:b/>
+          <w:bCs/>
+        </w:rPr>
+      </w:pPr>
+    </w:p>
+    <w:p>
+      <w:pPr>
+        <w:rPr>
+          <w:b/>
+          <w:bCs/>
+        </w:rPr>
+      </w:pPr>
+      <w:r>
+        <w:rPr>
+          <w:b/>
+          <w:bCs/>
+        </w:rPr>
+        <w:t>N1(C</w:t>
+      </w:r>
+      <w:proofErr w:type="gramStart"/>
+      <w:r>
+        <w:rPr>
+          <w:b/>
+          <w:bCs/>
+        </w:rPr>
+        <w:t>2,S</w:t>
+      </w:r>
+      <w:proofErr w:type="gramEnd"/>
+      <w:r>
+        <w:rPr>
+          <w:b/>
+          <w:bCs/>
+        </w:rPr>
+        <w:t>1) = Ac2s1n1 *S1</w:t>
       </w:r>
     </w:p>
     <w:p>
@@ -2841,6 +3258,66 @@
           <w:bCs/>
         </w:rPr>
         <w:t>2. Regenerate figures with correct controls</w:t>
+      </w:r>
+    </w:p>
+    <w:p>
+      <w:pPr>
+        <w:rPr>
+          <w:b/>
+          <w:bCs/>
+        </w:rPr>
+      </w:pPr>
+    </w:p>
+    <w:p>
+      <w:pPr>
+        <w:rPr>
+          <w:b/>
+          <w:bCs/>
+        </w:rPr>
+      </w:pPr>
+      <w:r>
+        <w:rPr>
+          <w:b/>
+          <w:bCs/>
+        </w:rPr>
+        <w:t>10.10.2026</w:t>
+      </w:r>
+    </w:p>
+    <w:p>
+      <w:pPr>
+        <w:rPr>
+          <w:b/>
+          <w:bCs/>
+        </w:rPr>
+      </w:pPr>
+      <w:r>
+        <w:rPr>
+          <w:b/>
+          <w:bCs/>
+        </w:rPr>
+        <w:t xml:space="preserve">1. </w:t>
+      </w:r>
+      <w:r>
+        <w:rPr>
+          <w:b/>
+          <w:bCs/>
+        </w:rPr>
+        <w:t>Regenerate figures with correct controls</w:t>
+      </w:r>
+    </w:p>
+    <w:p>
+      <w:pPr>
+        <w:rPr>
+          <w:b/>
+          <w:bCs/>
+        </w:rPr>
+      </w:pPr>
+      <w:r>
+        <w:rPr>
+          <w:b/>
+          <w:bCs/>
+        </w:rPr>
+        <w:t>2. Simulations with injected noise?</w:t>
       </w:r>
     </w:p>
     <w:sectPr>

--- a/decoding-analysis/revision_memos/meeting notes.docx
+++ b/decoding-analysis/revision_memos/meeting notes.docx
@@ -3295,14 +3295,7 @@
           <w:b/>
           <w:bCs/>
         </w:rPr>
-        <w:t xml:space="preserve">1. </w:t>
-      </w:r>
-      <w:r>
-        <w:rPr>
-          <w:b/>
-          <w:bCs/>
-        </w:rPr>
-        <w:t>Regenerate figures with correct controls</w:t>
+        <w:t>1. Regenerate figures with correct controls</w:t>
       </w:r>
     </w:p>
     <w:p>
@@ -3319,6 +3312,52 @@
         </w:rPr>
         <w:t>2. Simulations with injected noise?</w:t>
       </w:r>
+    </w:p>
+    <w:p>
+      <w:pPr>
+        <w:rPr>
+          <w:b/>
+          <w:bCs/>
+        </w:rPr>
+      </w:pPr>
+    </w:p>
+    <w:p>
+      <w:pPr>
+        <w:rPr>
+          <w:b/>
+          <w:bCs/>
+        </w:rPr>
+      </w:pPr>
+      <w:r>
+        <w:rPr>
+          <w:b/>
+          <w:bCs/>
+        </w:rPr>
+        <w:t>10.18.2026</w:t>
+      </w:r>
+    </w:p>
+    <w:p>
+      <w:pPr>
+        <w:rPr>
+          <w:b/>
+          <w:bCs/>
+        </w:rPr>
+      </w:pPr>
+      <w:r>
+        <w:rPr>
+          <w:b/>
+          <w:bCs/>
+        </w:rPr>
+        <w:t>Injected noise of different levels into simulations</w:t>
+      </w:r>
+    </w:p>
+    <w:p>
+      <w:pPr>
+        <w:rPr>
+          <w:b/>
+          <w:bCs/>
+        </w:rPr>
+      </w:pPr>
     </w:p>
     <w:sectPr>
       <w:pgSz w:w="12240" w:h="15840"/>
